--- a/templates/Affidavit_For_Change_Of_Name.docx
+++ b/templates/Affidavit_For_Change_Of_Name.docx
@@ -51,30 +51,14 @@
           <w:b/>
           <w:sz w:val="56"/>
         </w:rPr>
-        <w:t xml:space="preserve">                               </w:t>
-      </w:r>
-      <w:proofErr w:type="gramStart"/>
+        <w:t xml:space="preserve">                                  </w:t>
+      </w:r>
       <w:r>
         <w:rPr>
           <w:b/>
           <w:sz w:val="56"/>
         </w:rPr>
-        <w:t xml:space="preserve">   </w:t>
-      </w:r>
-      <w:r>
-        <w:rPr>
-          <w:b/>
-          <w:sz w:val="56"/>
-        </w:rPr>
-        <w:t>(</w:t>
-      </w:r>
-      <w:proofErr w:type="gramEnd"/>
-      <w:r>
-        <w:rPr>
-          <w:b/>
-          <w:sz w:val="56"/>
-        </w:rPr>
-        <w:t>Father/Mother To Son/</w:t>
+        <w:t>(Father/Mother To Son/</w:t>
       </w:r>
       <w:r>
         <w:rPr>
@@ -94,6 +78,12 @@
     <w:p>
       <w:pPr>
         <w:ind w:left="-15" w:right="0" w:firstLine="0"/>
+        <w:rPr>
+          <w:rFonts w:ascii="Arial" w:eastAsia="Arial" w:hAnsi="Arial" w:cs="Arial"/>
+          <w:b/>
+          <w:color w:val="001D35"/>
+          <w:sz w:val="28"/>
+        </w:rPr>
       </w:pPr>
       <w:r>
         <w:rPr>
@@ -117,28 +107,10 @@
           <w:color w:val="001D35"/>
           <w:sz w:val="28"/>
         </w:rPr>
-        <w:t xml:space="preserve"> that in Date </w:t>
-      </w:r>
-      <w:proofErr w:type="gramStart"/>
-      <w:r>
-        <w:rPr>
-          <w:rFonts w:ascii="Arial" w:eastAsia="Arial" w:hAnsi="Arial" w:cs="Arial"/>
-          <w:b/>
-          <w:color w:val="001D35"/>
-          <w:sz w:val="28"/>
-        </w:rPr>
-        <w:t>Of</w:t>
-      </w:r>
-      <w:proofErr w:type="gramEnd"/>
-      <w:r>
-        <w:rPr>
-          <w:rFonts w:ascii="Arial" w:eastAsia="Arial" w:hAnsi="Arial" w:cs="Arial"/>
-          <w:b/>
-          <w:color w:val="001D35"/>
-          <w:sz w:val="28"/>
-        </w:rPr>
-        <w:t xml:space="preserve"> 09</w:t>
-      </w:r>
+        <w:t xml:space="preserve"> that in Date Of __</w:t>
+      </w:r>
+      <w:bookmarkStart w:id="0" w:name="_GoBack"/>
+      <w:bookmarkEnd w:id="0"/>
       <w:r>
         <w:rPr>
           <w:rFonts w:ascii="Arial" w:eastAsia="Arial" w:hAnsi="Arial" w:cs="Arial"/>
@@ -155,93 +127,38 @@
           <w:color w:val="001D35"/>
           <w:sz w:val="28"/>
         </w:rPr>
-        <w:t>0</w:t>
-      </w:r>
-      <w:r>
+        <w:t>__/____</w:t>
+      </w:r>
+    </w:p>
+    <w:p>
+      <w:pPr>
+        <w:ind w:left="-15" w:right="0" w:firstLine="0"/>
         <w:rPr>
           <w:rFonts w:ascii="Arial" w:eastAsia="Arial" w:hAnsi="Arial" w:cs="Arial"/>
           <w:b/>
           <w:color w:val="001D35"/>
           <w:sz w:val="28"/>
         </w:rPr>
-        <w:t>4</w:t>
-      </w:r>
-      <w:r>
-        <w:rPr>
-          <w:rFonts w:ascii="Arial" w:eastAsia="Arial" w:hAnsi="Arial" w:cs="Arial"/>
-          <w:b/>
-          <w:color w:val="001D35"/>
-          <w:sz w:val="28"/>
-        </w:rPr>
-        <w:t>/2026</w:t>
-      </w:r>
-      <w:r>
-        <w:rPr>
-          <w:rFonts w:ascii="Arial" w:eastAsia="Arial" w:hAnsi="Arial" w:cs="Arial"/>
-          <w:b/>
-          <w:color w:val="001D35"/>
-          <w:sz w:val="28"/>
-        </w:rPr>
-        <w:t xml:space="preserve">  </w:t>
-      </w:r>
-      <w:r>
-        <w:rPr>
-          <w:b/>
-          <w:sz w:val="56"/>
-        </w:rPr>
-        <w:t xml:space="preserve">   </w:t>
-      </w:r>
-      <w:r>
-        <w:t xml:space="preserve">I </w:t>
-      </w:r>
-      <w:proofErr w:type="spellStart"/>
-      <w:r>
-        <w:t>Mr</w:t>
-      </w:r>
-      <w:proofErr w:type="spellEnd"/>
-      <w:r>
-        <w:t>/</w:t>
-      </w:r>
-      <w:proofErr w:type="spellStart"/>
-      <w:r>
-        <w:t>Mrs</w:t>
-      </w:r>
-      <w:proofErr w:type="spellEnd"/>
-      <w:r>
-        <w:t>/Miss.</w:t>
-      </w:r>
-      <w:r>
-        <w:t xml:space="preserve"> </w:t>
-      </w:r>
-      <w:proofErr w:type="spellStart"/>
-      <w:r>
-        <w:t>Gajanan</w:t>
-      </w:r>
-      <w:proofErr w:type="spellEnd"/>
-      <w:r>
-        <w:t xml:space="preserve"> </w:t>
-      </w:r>
-      <w:proofErr w:type="spellStart"/>
-      <w:r>
-        <w:t>Damodar</w:t>
-      </w:r>
-      <w:proofErr w:type="spellEnd"/>
-      <w:r>
-        <w:t xml:space="preserve"> </w:t>
-      </w:r>
-      <w:proofErr w:type="spellStart"/>
-      <w:r>
-        <w:t>Mahadik</w:t>
-      </w:r>
-      <w:proofErr w:type="spellEnd"/>
+      </w:pPr>
+    </w:p>
+    <w:p>
+      <w:pPr>
+        <w:ind w:right="0"/>
+      </w:pPr>
+      <w:r>
+        <w:t>I Mr</w:t>
+      </w:r>
+      <w:r>
+        <w:t>/Mrs/Miss.</w:t>
+      </w:r>
+      <w:r>
+        <w:t xml:space="preserve"> ____________</w:t>
+      </w:r>
       <w:r>
         <w:t xml:space="preserve">, </w:t>
       </w:r>
       <w:r>
-        <w:t>Age-74</w:t>
-      </w:r>
-      <w:r>
-        <w:t xml:space="preserve"> years, Occupation- Farmer</w:t>
+        <w:t>Age-__ years, Occupation- ________</w:t>
       </w:r>
       <w:r>
         <w:t xml:space="preserve">, Resident </w:t>
@@ -249,29 +166,11 @@
       <w:r>
         <w:t xml:space="preserve">Of </w:t>
       </w:r>
-      <w:proofErr w:type="spellStart"/>
-      <w:r>
-        <w:t>Adhi</w:t>
-      </w:r>
-      <w:proofErr w:type="spellEnd"/>
-      <w:r>
-        <w:t xml:space="preserve"> </w:t>
-      </w:r>
-      <w:proofErr w:type="spellStart"/>
-      <w:r>
-        <w:t>Dongroli</w:t>
-      </w:r>
-      <w:proofErr w:type="spellEnd"/>
-      <w:r>
-        <w:t xml:space="preserve"> </w:t>
-      </w:r>
-      <w:proofErr w:type="spellStart"/>
-      <w:r>
-        <w:t>Mahad</w:t>
-      </w:r>
-      <w:proofErr w:type="spellEnd"/>
-      <w:r>
-        <w:t xml:space="preserve"> Raigad 402103 </w:t>
+      <w:r>
+        <w:t>____________________</w:t>
+      </w:r>
+      <w:r>
+        <w:t xml:space="preserve"> </w:t>
       </w:r>
       <w:r>
         <w:t xml:space="preserve">Hereby Solemnly affirm oath below. </w:t>
@@ -299,81 +198,31 @@
         <w:t xml:space="preserve">That My </w:t>
       </w:r>
       <w:r>
-        <w:t>Wife</w:t>
+        <w:t>______</w:t>
       </w:r>
       <w:r>
         <w:t xml:space="preserve"> (Mrs.</w:t>
       </w:r>
       <w:r>
-        <w:t xml:space="preserve"> </w:t>
-      </w:r>
-      <w:proofErr w:type="spellStart"/>
-      <w:r>
-        <w:t>Saraswati</w:t>
-      </w:r>
-      <w:proofErr w:type="spellEnd"/>
-      <w:r>
-        <w:t xml:space="preserve"> </w:t>
-      </w:r>
-      <w:proofErr w:type="spellStart"/>
-      <w:r>
-        <w:t>Gajanan</w:t>
-      </w:r>
-      <w:proofErr w:type="spellEnd"/>
-      <w:r>
-        <w:t xml:space="preserve"> </w:t>
-      </w:r>
-      <w:proofErr w:type="spellStart"/>
-      <w:r>
-        <w:t>Mahadik</w:t>
-      </w:r>
-      <w:proofErr w:type="spellEnd"/>
-      <w:r>
-        <w:t>)</w:t>
-      </w:r>
-      <w:r>
-        <w:t xml:space="preserve"> had a HP Gas connection from </w:t>
-      </w:r>
-      <w:proofErr w:type="spellStart"/>
-      <w:proofErr w:type="gramStart"/>
-      <w:r>
-        <w:t>S.Rasiklal</w:t>
-      </w:r>
-      <w:proofErr w:type="spellEnd"/>
-      <w:proofErr w:type="gramEnd"/>
-      <w:r>
-        <w:t xml:space="preserve"> And Brothers 41011635 and subscription voucher (</w:t>
-      </w:r>
-      <w:proofErr w:type="spellStart"/>
-      <w:r>
-        <w:t>sv</w:t>
-      </w:r>
-      <w:proofErr w:type="spellEnd"/>
-      <w:r>
-        <w:t>) No.</w:t>
-      </w:r>
-      <w:r>
-        <w:t xml:space="preserve"> 1017214</w:t>
+        <w:t xml:space="preserve"> _______________</w:t>
+      </w:r>
+      <w:r>
+        <w:t>) had a HP Gas connection from S.Rasiklal And Brothers 41011635 and subscription voucher (sv) No.</w:t>
+      </w:r>
+      <w:r>
+        <w:t xml:space="preserve"> ________</w:t>
       </w:r>
       <w:r>
         <w:t xml:space="preserve"> undefined date</w:t>
       </w:r>
       <w:r>
-        <w:t xml:space="preserve"> of 11/12/2018</w:t>
-      </w:r>
-      <w:r>
-        <w:t xml:space="preserve"> </w:t>
-      </w:r>
-      <w:r>
-        <w:t xml:space="preserve">(details may be obtained from the distributer if the </w:t>
-      </w:r>
-      <w:proofErr w:type="spellStart"/>
-      <w:r>
-        <w:t>sv</w:t>
-      </w:r>
-      <w:proofErr w:type="spellEnd"/>
-      <w:r>
-        <w:t xml:space="preserve"> is lost.</w:t>
+        <w:t xml:space="preserve"> of __/__/____</w:t>
+      </w:r>
+      <w:r>
+        <w:t xml:space="preserve"> </w:t>
+      </w:r>
+      <w:r>
+        <w:t>(details may be obtained from the distributer if the sv is lost.</w:t>
       </w:r>
       <w:r>
         <w:t>)</w:t>
@@ -401,7 +250,7 @@
         <w:t xml:space="preserve">That My </w:t>
       </w:r>
       <w:r>
-        <w:t>Wife</w:t>
+        <w:t>_____</w:t>
       </w:r>
       <w:r>
         <w:t xml:space="preserve"> </w:t>
@@ -409,27 +258,9 @@
       <w:r>
         <w:t xml:space="preserve">Mrs. </w:t>
       </w:r>
-      <w:proofErr w:type="spellStart"/>
-      <w:r>
-        <w:t>Saraswati</w:t>
-      </w:r>
-      <w:proofErr w:type="spellEnd"/>
-      <w:r>
-        <w:t xml:space="preserve"> </w:t>
-      </w:r>
-      <w:proofErr w:type="spellStart"/>
-      <w:r>
-        <w:t>Gajanan</w:t>
-      </w:r>
-      <w:proofErr w:type="spellEnd"/>
-      <w:r>
-        <w:t xml:space="preserve"> </w:t>
-      </w:r>
-      <w:proofErr w:type="spellStart"/>
-      <w:r>
-        <w:t>Mahadik</w:t>
-      </w:r>
-      <w:proofErr w:type="spellEnd"/>
+      <w:r>
+        <w:t>__________________</w:t>
+      </w:r>
       <w:r>
         <w:t xml:space="preserve"> </w:t>
       </w:r>
@@ -440,26 +271,16 @@
         <w:t xml:space="preserve"> </w:t>
       </w:r>
       <w:r>
-        <w:t>01/10/2025</w:t>
+        <w:t>__/__/____</w:t>
       </w:r>
       <w:r>
         <w:t xml:space="preserve"> at </w:t>
       </w:r>
-      <w:proofErr w:type="spellStart"/>
-      <w:r>
-        <w:t>Dongroli</w:t>
-      </w:r>
-      <w:proofErr w:type="spellEnd"/>
-      <w:r>
-        <w:t xml:space="preserve"> (</w:t>
-      </w:r>
-      <w:proofErr w:type="spellStart"/>
-      <w:r>
-        <w:t>Adhi</w:t>
-      </w:r>
-      <w:proofErr w:type="spellEnd"/>
-      <w:r>
-        <w:t>).</w:t>
+      <w:r>
+        <w:t>_________</w:t>
+      </w:r>
+      <w:r>
+        <w:t>.</w:t>
       </w:r>
     </w:p>
     <w:p>
@@ -527,17 +348,7 @@
         <w:t>Corporation</w:t>
       </w:r>
       <w:r>
-        <w:t xml:space="preserve"> Ltd. And </w:t>
-      </w:r>
-      <w:proofErr w:type="spellStart"/>
-      <w:proofErr w:type="gramStart"/>
-      <w:r>
-        <w:t>S.Rasiklal</w:t>
-      </w:r>
-      <w:proofErr w:type="spellEnd"/>
-      <w:proofErr w:type="gramEnd"/>
-      <w:r>
-        <w:t xml:space="preserve"> And Brothers 41011635, from any future claims </w:t>
+        <w:t xml:space="preserve"> Ltd. And S.Rasiklal And Brothers 41011635, from any future claims </w:t>
       </w:r>
       <w:r>
         <w:t>raised</w:t>
@@ -650,27 +461,9 @@
       <w:r>
         <w:t xml:space="preserve">Mrs. </w:t>
       </w:r>
-      <w:proofErr w:type="spellStart"/>
-      <w:r>
-        <w:t>Saraswati</w:t>
-      </w:r>
-      <w:proofErr w:type="spellEnd"/>
-      <w:r>
-        <w:t xml:space="preserve"> </w:t>
-      </w:r>
-      <w:proofErr w:type="spellStart"/>
-      <w:r>
-        <w:t>Gajanan</w:t>
-      </w:r>
-      <w:proofErr w:type="spellEnd"/>
-      <w:r>
-        <w:t xml:space="preserve"> </w:t>
-      </w:r>
-      <w:proofErr w:type="spellStart"/>
-      <w:r>
-        <w:t>Mahadik</w:t>
-      </w:r>
-      <w:proofErr w:type="spellEnd"/>
+      <w:r>
+        <w:t>_______________</w:t>
+      </w:r>
       <w:r>
         <w:t xml:space="preserve"> </w:t>
       </w:r>
@@ -733,27 +526,9 @@
       <w:r>
         <w:t xml:space="preserve">Mrs. </w:t>
       </w:r>
-      <w:proofErr w:type="spellStart"/>
-      <w:r>
-        <w:t>Saraswati</w:t>
-      </w:r>
-      <w:proofErr w:type="spellEnd"/>
-      <w:r>
-        <w:t xml:space="preserve"> </w:t>
-      </w:r>
-      <w:proofErr w:type="spellStart"/>
-      <w:r>
-        <w:t>Gajanan</w:t>
-      </w:r>
-      <w:proofErr w:type="spellEnd"/>
-      <w:r>
-        <w:t xml:space="preserve"> </w:t>
-      </w:r>
-      <w:proofErr w:type="spellStart"/>
-      <w:r>
-        <w:t>Mahadik</w:t>
-      </w:r>
-      <w:proofErr w:type="spellEnd"/>
+      <w:r>
+        <w:t>_______________</w:t>
+      </w:r>
       <w:r>
         <w:t xml:space="preserve"> </w:t>
       </w:r>
@@ -800,27 +575,9 @@
       <w:r>
         <w:t xml:space="preserve">That the legal heirs of late Mrs. </w:t>
       </w:r>
-      <w:proofErr w:type="spellStart"/>
-      <w:r>
-        <w:t>Saraswati</w:t>
-      </w:r>
-      <w:proofErr w:type="spellEnd"/>
-      <w:r>
-        <w:t xml:space="preserve"> </w:t>
-      </w:r>
-      <w:proofErr w:type="spellStart"/>
-      <w:r>
-        <w:t>Gajanan</w:t>
-      </w:r>
-      <w:proofErr w:type="spellEnd"/>
-      <w:r>
-        <w:t xml:space="preserve"> </w:t>
-      </w:r>
-      <w:proofErr w:type="spellStart"/>
-      <w:r>
-        <w:t>Mahadik</w:t>
-      </w:r>
-      <w:proofErr w:type="spellEnd"/>
+      <w:r>
+        <w:t>_______________</w:t>
+      </w:r>
       <w:r>
         <w:t xml:space="preserve"> </w:t>
       </w:r>
@@ -855,32 +612,8 @@
       <w:r>
         <w:t xml:space="preserve">That there are no more legal heirs of late Mrs. </w:t>
       </w:r>
-      <w:proofErr w:type="spellStart"/>
-      <w:r>
-        <w:t>Saraswati</w:t>
-      </w:r>
-      <w:proofErr w:type="spellEnd"/>
-      <w:r>
-        <w:t xml:space="preserve"> </w:t>
-      </w:r>
-      <w:proofErr w:type="spellStart"/>
-      <w:r>
-        <w:t>Gajanan</w:t>
-      </w:r>
-      <w:proofErr w:type="spellEnd"/>
-      <w:r>
-        <w:t xml:space="preserve"> </w:t>
-      </w:r>
-      <w:proofErr w:type="spellStart"/>
-      <w:r>
-        <w:t>Mahadik</w:t>
-      </w:r>
-      <w:proofErr w:type="spellEnd"/>
-      <w:r>
-        <w:t xml:space="preserve"> Mane</w:t>
-      </w:r>
-      <w:r>
-        <w:t xml:space="preserve"> </w:t>
+      <w:r>
+        <w:t xml:space="preserve">______________ </w:t>
       </w:r>
       <w:r>
         <w:t xml:space="preserve">other than those appending their </w:t>
@@ -910,7 +643,6 @@
       <w:r>
         <w:t xml:space="preserve">Solemnly affirmed by the within name at on the day of </w:t>
       </w:r>
-      <w:proofErr w:type="gramStart"/>
       <w:r>
         <w:t>D</w:t>
       </w:r>
@@ -918,14 +650,10 @@
         <w:t>ate</w:t>
       </w:r>
       <w:r>
-        <w:t>:-</w:t>
-      </w:r>
-      <w:proofErr w:type="gramEnd"/>
-      <w:r>
-        <w:t xml:space="preserve"> 25/05</w:t>
-      </w:r>
-      <w:r>
-        <w:t>/26 D</w:t>
+        <w:t>:- __/__/__</w:t>
+      </w:r>
+      <w:r>
+        <w:t xml:space="preserve"> D</w:t>
       </w:r>
       <w:r>
         <w:t>ay</w:t>
@@ -934,7 +662,7 @@
         <w:t xml:space="preserve">:- </w:t>
       </w:r>
       <w:r>
-        <w:t>Monday</w:t>
+        <w:t>______</w:t>
       </w:r>
       <w:r>
         <w:t>.</w:t>
@@ -968,27 +696,9 @@
       <w:pPr>
         <w:ind w:left="720" w:right="0" w:firstLine="0"/>
       </w:pPr>
-      <w:proofErr w:type="spellStart"/>
-      <w:r>
-        <w:t>Saraswati</w:t>
-      </w:r>
-      <w:proofErr w:type="spellEnd"/>
-      <w:r>
-        <w:t xml:space="preserve"> </w:t>
-      </w:r>
-      <w:proofErr w:type="spellStart"/>
-      <w:r>
-        <w:t>Gajanan</w:t>
-      </w:r>
-      <w:proofErr w:type="spellEnd"/>
-      <w:r>
-        <w:t xml:space="preserve"> </w:t>
-      </w:r>
-      <w:proofErr w:type="spellStart"/>
-      <w:r>
-        <w:t>Mahadik</w:t>
-      </w:r>
-      <w:proofErr w:type="spellEnd"/>
+      <w:r>
+        <w:t>_____________________</w:t>
+      </w:r>
       <w:r>
         <w:t xml:space="preserve"> </w:t>
       </w:r>
@@ -1004,27 +714,9 @@
       <w:r>
         <w:t xml:space="preserve">. </w:t>
       </w:r>
-      <w:proofErr w:type="spellStart"/>
-      <w:r>
-        <w:t>Gajanan</w:t>
-      </w:r>
-      <w:proofErr w:type="spellEnd"/>
-      <w:r>
-        <w:t xml:space="preserve"> </w:t>
-      </w:r>
-      <w:proofErr w:type="spellStart"/>
-      <w:r>
-        <w:t>Damodar</w:t>
-      </w:r>
-      <w:proofErr w:type="spellEnd"/>
-      <w:r>
-        <w:t xml:space="preserve"> </w:t>
-      </w:r>
-      <w:proofErr w:type="spellStart"/>
-      <w:r>
-        <w:t>Mahadik</w:t>
-      </w:r>
-      <w:proofErr w:type="spellEnd"/>
+      <w:r>
+        <w:t>__________________</w:t>
+      </w:r>
       <w:r>
         <w:t xml:space="preserve"> </w:t>
       </w:r>
@@ -1049,8 +741,6 @@
       <w:r>
         <w:t xml:space="preserve">Witness                                                    Signatures </w:t>
       </w:r>
-      <w:bookmarkStart w:id="0" w:name="_GoBack"/>
-      <w:bookmarkEnd w:id="0"/>
     </w:p>
     <w:p>
       <w:pPr>
@@ -1087,27 +777,9 @@
       <w:r>
         <w:t xml:space="preserve">. </w:t>
       </w:r>
-      <w:proofErr w:type="spellStart"/>
-      <w:r>
-        <w:t>Gajanan</w:t>
-      </w:r>
-      <w:proofErr w:type="spellEnd"/>
-      <w:r>
-        <w:t xml:space="preserve"> </w:t>
-      </w:r>
-      <w:proofErr w:type="spellStart"/>
-      <w:r>
-        <w:t>Damodar</w:t>
-      </w:r>
-      <w:proofErr w:type="spellEnd"/>
-      <w:r>
-        <w:t xml:space="preserve"> </w:t>
-      </w:r>
-      <w:proofErr w:type="spellStart"/>
-      <w:r>
-        <w:t>Mahadik</w:t>
-      </w:r>
-      <w:proofErr w:type="spellEnd"/>
+      <w:r>
+        <w:t>____________________</w:t>
+      </w:r>
     </w:p>
     <w:p>
       <w:pPr>
@@ -2057,7 +1729,7 @@
 </file>
 
 <file path=customXml/itemProps1.xml><?xml version="1.0" encoding="utf-8"?>
-<ds:datastoreItem xmlns:ds="http://schemas.openxmlformats.org/officeDocument/2006/customXml" ds:itemID="{59EF312D-1CFB-4F1B-83DF-CCFDBAC3E911}">
+<ds:datastoreItem xmlns:ds="http://schemas.openxmlformats.org/officeDocument/2006/customXml" ds:itemID="{0938FA33-326D-4A6C-9208-00E67631282B}">
   <ds:schemaRefs>
     <ds:schemaRef ds:uri="http://schemas.openxmlformats.org/officeDocument/2006/bibliography"/>
   </ds:schemaRefs>
